--- a/materials/unit2-corporate-income-tax.docx
+++ b/materials/unit2-corporate-income-tax.docx
@@ -455,7 +455,7 @@
         <w:t xml:space="preserve">tax rate is 25%. </w:t>
       </w:r>
       <w:r>
-        <w:t>The company is entitled to tax deductions of €750 and has paid €1,000 in withholdings and prepayments during the year.</w:t>
+        <w:t>The company has tax deductions of €750 pending application, which were recognised as an asset in previous years and are applied in this year's tax return. It has paid €1,000 in withholdings and prepayments during the year.</w:t>
       </w:r>
     </w:p>
     <w:p>

--- a/materials/unit2-corporate-income-tax.docx
+++ b/materials/unit2-corporate-income-tax.docx
@@ -455,7 +455,7 @@
         <w:t xml:space="preserve">tax rate is 25%. </w:t>
       </w:r>
       <w:r>
-        <w:t>The company has tax deductions of €750 pending application, which were recognised as an asset in previous years and are applied in this year's tax return. It has paid €1,000 in withholdings and prepayments during the year.</w:t>
+        <w:t>The company has tax deductions of €750 pending application from previous years. It has paid €1,000 in withholdings and prepayments during the year.</w:t>
       </w:r>
     </w:p>
     <w:p>
